--- a/projects/武汉东湖智能游艇示范项目/智航对标-差异化分析.docx
+++ b/projects/武汉东湖智能游艇示范项目/智航对标-差异化分析.docx
@@ -1440,6 +1440,7 @@
               <w:left w:w="80" w:type="dxa"/>
               <w:right w:w="80" w:type="dxa"/>
             </w:tcMar>
+            <w:shd w:val="clear" w:color="auto" w:fill="FDE9D9"/>
           </w:tcPr>
           <w:p>
             <w:pPr>
@@ -1463,6 +1464,7 @@
               <w:left w:w="80" w:type="dxa"/>
               <w:right w:w="80" w:type="dxa"/>
             </w:tcMar>
+            <w:shd w:val="clear" w:color="auto" w:fill="FDE9D9"/>
           </w:tcPr>
           <w:p>
             <w:pPr>
@@ -1486,6 +1488,7 @@
               <w:left w:w="80" w:type="dxa"/>
               <w:right w:w="80" w:type="dxa"/>
             </w:tcMar>
+            <w:shd w:val="clear" w:color="auto" w:fill="FDE9D9"/>
           </w:tcPr>
           <w:p>
             <w:pPr>
@@ -1496,7 +1499,23 @@
                 <w:rFonts w:ascii="宋体" w:hAnsi="宋体" w:eastAsia="宋体"/>
                 <w:sz w:val="19"/>
               </w:rPr>
-              <w:t>现有"待定项与风险登记"(V1 第八章)覆盖的是</w:t>
+              <w:t>现有"</w:t>
+            </w:r>
+            <w:r>
+              <w:rPr>
+                <w:rFonts w:ascii="宋体" w:hAnsi="宋体" w:eastAsia="宋体"/>
+                <w:b/>
+                <w:color w:val="C5500B"/>
+                <w:sz w:val="19"/>
+              </w:rPr>
+              <w:t>待定</w:t>
+            </w:r>
+            <w:r>
+              <w:rPr>
+                <w:rFonts w:ascii="宋体" w:hAnsi="宋体" w:eastAsia="宋体"/>
+                <w:sz w:val="19"/>
+              </w:rPr>
+              <w:t>项与风险登记"(V1 第八章)覆盖的是</w:t>
             </w:r>
             <w:r>
               <w:rPr>
@@ -1534,6 +1553,7 @@
               <w:left w:w="80" w:type="dxa"/>
               <w:right w:w="80" w:type="dxa"/>
             </w:tcMar>
+            <w:shd w:val="clear" w:color="auto" w:fill="FDE9D9"/>
           </w:tcPr>
           <w:p>
             <w:pPr>
@@ -1887,7 +1907,26 @@
           <w:color w:val="595959"/>
           <w:sz w:val="20"/>
         </w:rPr>
-        <w:t>的措辞澄清,不涉及任何技术改动。</w:t>
+        <w:t>的措辞</w:t>
+      </w:r>
+      <w:r>
+        <w:rPr>
+          <w:rFonts w:ascii="宋体" w:hAnsi="宋体" w:eastAsia="宋体"/>
+          <w:b/>
+          <w:i/>
+          <w:color w:val="C5500B"/>
+          <w:sz w:val="20"/>
+        </w:rPr>
+        <w:t>澄清</w:t>
+      </w:r>
+      <w:r>
+        <w:rPr>
+          <w:rFonts w:ascii="宋体" w:hAnsi="宋体" w:eastAsia="宋体"/>
+          <w:i/>
+          <w:color w:val="595959"/>
+          <w:sz w:val="20"/>
+        </w:rPr>
+        <w:t>,不涉及任何技术改动。</w:t>
       </w:r>
     </w:p>
     <w:p>
@@ -3442,7 +3481,7 @@
               <w:left w:w="80" w:type="dxa"/>
               <w:right w:w="80" w:type="dxa"/>
             </w:tcMar>
-            <w:shd w:val="clear" w:color="auto" w:fill="F2F5F9"/>
+            <w:shd w:val="clear" w:color="auto" w:fill="FDE9D9"/>
           </w:tcPr>
           <w:p>
             <w:pPr>
@@ -3466,7 +3505,7 @@
               <w:left w:w="80" w:type="dxa"/>
               <w:right w:w="80" w:type="dxa"/>
             </w:tcMar>
-            <w:shd w:val="clear" w:color="auto" w:fill="F2F5F9"/>
+            <w:shd w:val="clear" w:color="auto" w:fill="FDE9D9"/>
           </w:tcPr>
           <w:p>
             <w:pPr>
@@ -3490,7 +3529,7 @@
               <w:left w:w="80" w:type="dxa"/>
               <w:right w:w="80" w:type="dxa"/>
             </w:tcMar>
-            <w:shd w:val="clear" w:color="auto" w:fill="F2F5F9"/>
+            <w:shd w:val="clear" w:color="auto" w:fill="FDE9D9"/>
           </w:tcPr>
           <w:p>
             <w:pPr>
@@ -3501,7 +3540,23 @@
                 <w:rFonts w:ascii="宋体" w:hAnsi="宋体" w:eastAsia="宋体"/>
                 <w:sz w:val="19"/>
               </w:rPr>
-              <w:t>V1 已有"待定项与风险登记"+"交付物与验收表"(第八、九章),但未纳入 FAT/HAT/SAT 框架</w:t>
+              <w:t>V1 已有"</w:t>
+            </w:r>
+            <w:r>
+              <w:rPr>
+                <w:rFonts w:ascii="宋体" w:hAnsi="宋体" w:eastAsia="宋体"/>
+                <w:b/>
+                <w:color w:val="C5500B"/>
+                <w:sz w:val="19"/>
+              </w:rPr>
+              <w:t>待定</w:t>
+            </w:r>
+            <w:r>
+              <w:rPr>
+                <w:rFonts w:ascii="宋体" w:hAnsi="宋体" w:eastAsia="宋体"/>
+                <w:sz w:val="19"/>
+              </w:rPr>
+              <w:t>项与风险登记"+"交付物与验收表"(第八、九章),但未纳入 FAT/HAT/SAT 框架</w:t>
             </w:r>
           </w:p>
         </w:tc>
@@ -3514,7 +3569,7 @@
               <w:left w:w="80" w:type="dxa"/>
               <w:right w:w="80" w:type="dxa"/>
             </w:tcMar>
-            <w:shd w:val="clear" w:color="auto" w:fill="F2F5F9"/>
+            <w:shd w:val="clear" w:color="auto" w:fill="FDE9D9"/>
           </w:tcPr>
           <w:p>
             <w:pPr>
@@ -3927,7 +3982,7 @@
               <w:left w:w="80" w:type="dxa"/>
               <w:right w:w="80" w:type="dxa"/>
             </w:tcMar>
-            <w:shd w:val="clear" w:color="auto" w:fill="F2F5F9"/>
+            <w:shd w:val="clear" w:color="auto" w:fill="FDE9D9"/>
           </w:tcPr>
           <w:p>
             <w:pPr>
@@ -3953,7 +4008,7 @@
               <w:left w:w="80" w:type="dxa"/>
               <w:right w:w="80" w:type="dxa"/>
             </w:tcMar>
-            <w:shd w:val="clear" w:color="auto" w:fill="F2F5F9"/>
+            <w:shd w:val="clear" w:color="auto" w:fill="FDE9D9"/>
           </w:tcPr>
           <w:p>
             <w:pPr>
@@ -3964,7 +4019,39 @@
                 <w:rFonts w:ascii="宋体" w:hAnsi="宋体" w:eastAsia="宋体"/>
                 <w:sz w:val="19"/>
               </w:rPr>
-              <w:t>V1 技术方案第八章"待定项与风险登记"已经具备与智航"可质询量化"同等的诚实颗粒度(11 条待定项逐条标注闭环方式与是否影响关键路径)</w:t>
+              <w:t>V1 技术方案第八章"</w:t>
+            </w:r>
+            <w:r>
+              <w:rPr>
+                <w:rFonts w:ascii="宋体" w:hAnsi="宋体" w:eastAsia="宋体"/>
+                <w:b/>
+                <w:color w:val="C5500B"/>
+                <w:sz w:val="19"/>
+              </w:rPr>
+              <w:t>待定</w:t>
+            </w:r>
+            <w:r>
+              <w:rPr>
+                <w:rFonts w:ascii="宋体" w:hAnsi="宋体" w:eastAsia="宋体"/>
+                <w:sz w:val="19"/>
+              </w:rPr>
+              <w:t>项与风险登记"已经具备与智航"可质询量化"同等的诚实颗粒度(11 条</w:t>
+            </w:r>
+            <w:r>
+              <w:rPr>
+                <w:rFonts w:ascii="宋体" w:hAnsi="宋体" w:eastAsia="宋体"/>
+                <w:b/>
+                <w:color w:val="C5500B"/>
+                <w:sz w:val="19"/>
+              </w:rPr>
+              <w:t>待定</w:t>
+            </w:r>
+            <w:r>
+              <w:rPr>
+                <w:rFonts w:ascii="宋体" w:hAnsi="宋体" w:eastAsia="宋体"/>
+                <w:sz w:val="19"/>
+              </w:rPr>
+              <w:t>项逐条标注闭环方式与是否影响关键路径)</w:t>
             </w:r>
           </w:p>
         </w:tc>
@@ -5424,6 +5511,7 @@
               <w:left w:w="80" w:type="dxa"/>
               <w:right w:w="80" w:type="dxa"/>
             </w:tcMar>
+            <w:shd w:val="clear" w:color="auto" w:fill="FDE9D9"/>
           </w:tcPr>
           <w:p>
             <w:pPr>
@@ -5434,7 +5522,16 @@
                 <w:rFonts w:ascii="宋体" w:hAnsi="宋体" w:eastAsia="宋体"/>
                 <w:sz w:val="19"/>
               </w:rPr>
-              <w:t>措辞澄清</w:t>
+              <w:t>措辞</w:t>
+            </w:r>
+            <w:r>
+              <w:rPr>
+                <w:rFonts w:ascii="宋体" w:hAnsi="宋体" w:eastAsia="宋体"/>
+                <w:b/>
+                <w:color w:val="C5500B"/>
+                <w:sz w:val="19"/>
+              </w:rPr>
+              <w:t>澄清</w:t>
             </w:r>
           </w:p>
         </w:tc>
@@ -5447,6 +5544,7 @@
               <w:left w:w="80" w:type="dxa"/>
               <w:right w:w="80" w:type="dxa"/>
             </w:tcMar>
+            <w:shd w:val="clear" w:color="auto" w:fill="FDE9D9"/>
           </w:tcPr>
           <w:p>
             <w:pPr>
@@ -5470,6 +5568,7 @@
               <w:left w:w="80" w:type="dxa"/>
               <w:right w:w="80" w:type="dxa"/>
             </w:tcMar>
+            <w:shd w:val="clear" w:color="auto" w:fill="FDE9D9"/>
           </w:tcPr>
           <w:p>
             <w:pPr>
